--- a/Chapter_5_Results_Discussion.docx
+++ b/Chapter_5_Results_Discussion.docx
@@ -233,7 +233,7 @@
     </w:p>
     <w:p>
       <w:r>
-        <w:t xml:space="preserve">From a practical standpoint, the mean density of 1.48 g/cm³ resides within the optimal performance window of 1.4–1.6 g/cm³ established by Kumar et al. (2018), who demonstrated that SAW fluxes in this density range exhibit the most favourable combination of arc stability, uniform slag coverage, and slag detachability. Densities below 1.4 g/cm³ tend to produce irregular flux flow and inadequate weld pool shielding, while densities exceeding 1.6 g/cm³ may impede flux feeding from the hopper and produce excessively thick slag layers that resist thermal equilibration.</w:t>
+        <w:t xml:space="preserve">From a practical standpoint, the mean density of 1.48 g/cm³ resides within the optimal performance window of 1.4–1.6 g/cm³ established by Kumar et al. (2018) [4], who demonstrated that SAW fluxes in this density range exhibit the most favourable combination of arc stability, uniform slag coverage, and slag detachability. Densities below 1.4 g/cm³ tend to produce irregular flux flow and inadequate weld pool shielding, while densities exceeding 1.6 g/cm³ may impede flux feeding from the hopper and produce excessively thick slag layers that resist thermal equilibration.</w:t>
       </w:r>
     </w:p>
     <w:p>
@@ -246,7 +246,7 @@
     </w:p>
     <w:p>
       <w:r>
-        <w:t xml:space="preserve">The thermal conductivity measurements (Fig. 5.1b) revealed values spanning from 0.34 W/m·K (Flux 6) to 0.52 W/m·K (Flux 25), representing a 53% variation across the compositional design space. These values align closely with published data: Sharma and Chhibber (2018) reported thermal conductivities of 0.31–0.48 W/m·K for agglomerated CaO–SiO₂–CaF₂ flux composites, and Kumar et al. (2018) obtained 0.38–0.55 W/m·K for TiO₂–SiO₂-based systems measured under comparable conditions.</w:t>
+        <w:t xml:space="preserve">The thermal conductivity measurements (Fig. 5.1b) revealed values spanning from 0.34 W/m·K (Flux 6) to 0.52 W/m·K (Flux 25), representing a 53% variation across the compositional design space. These values align closely with published data: Sharma and Chhibber (2018) [1] reported thermal conductivities of 0.31–0.48 W/m·K for agglomerated CaO–SiO₂–CaF₂ flux composites, and Kumar et al. (2018) [4] obtained 0.38–0.55 W/m·K for TiO₂–SiO₂-based systems measured under comparable conditions.</w:t>
       </w:r>
     </w:p>
     <w:p>
@@ -256,7 +256,7 @@
     </w:p>
     <w:p>
       <w:r>
-        <w:t xml:space="preserve">The thermal conductivity of the silica-dominated formulations (0.34–0.38 W/m·K) approaches the known bulk conductivity of amorphous SiO₂ (0.1–0.2 W/m·K for fully dense glass; higher in granular form due to particle contact contributions). Kang and Morita (2009) demonstrated through systematic measurements on Na₂O–SiO₂ and CaO–Al₂O₃–SiO₂ melts that thermal conductivity diminishes markedly with increasing SiO₂ content, particularly when the CaO/SiO₂ ratio falls below unity—a finding fully consistent with the present observations. The effective thermal conductivity can be approximated through the volume-fraction-weighted expression:</w:t>
+        <w:t xml:space="preserve">The thermal conductivity of the silica-dominated formulations (0.34–0.38 W/m·K) approaches the known bulk conductivity of amorphous SiO₂ (0.1–0.2 W/m·K for fully dense glass; higher in granular form due to particle contact contributions). Kang and Morita (2009) [6] demonstrated through systematic measurements on Na₂O–SiO₂ and CaO–Al₂O₃–SiO₂ melts that thermal conductivity diminishes markedly with increasing SiO₂ content, particularly when the CaO/SiO₂ ratio falls below unity—a finding fully consistent with the present observations. The effective thermal conductivity can be approximated through the volume-fraction-weighted expression:</w:t>
       </w:r>
     </w:p>
     <w:p>
@@ -329,7 +329,7 @@
     </w:p>
     <w:p>
       <w:r>
-        <w:t xml:space="preserve">Compositions with concurrent high silica and high fluorspar content (Flux 3: SiO₂ = 8.2%, CaF₂ = 35%; Flux 22: SiO₂ = 10%, CaF₂ = 34.1%) exhibited the lowest thermal diffusivity values (0.202 mm²/s). This combination produces flux materials with moderate thermal conductivity (due to SiO₂ lowering the phonon transport efficiency) but elevated specific heat (due to CaF₂ contributing vibrational modes), resulting in the denominator of Equation 5.2 dominating and yielding minimal diffusivity. These formulations possess optimal thermal insulation characteristics for sustaining prolonged weld pool protection. Negi and Chattopadhyaya (2013) reported comparable thermal diffusivities of 0.18–0.23 mm²/s for silicate-dominated SAW flux systems.</w:t>
+        <w:t xml:space="preserve">Compositions with concurrent high silica and high fluorspar content (Flux 3: SiO₂ = 8.2%, CaF₂ = 35%; Flux 22: SiO₂ = 10%, CaF₂ = 34.1%) exhibited the lowest thermal diffusivity values (0.202 mm²/s). This combination produces flux materials with moderate thermal conductivity (due to SiO₂ lowering the phonon transport efficiency) but elevated specific heat (due to CaF₂ contributing vibrational modes), resulting in the denominator of Equation 5.2 dominating and yielding minimal diffusivity. These formulations possess optimal thermal insulation characteristics for sustaining prolonged weld pool protection. Negi and Chattopadhyaya (2013) [8] reported comparable thermal diffusivities of 0.18–0.23 mm²/s for silicate-dominated SAW flux systems.</w:t>
       </w:r>
     </w:p>
     <w:p>
@@ -614,7 +614,7 @@
     </w:p>
     <w:p>
       <w:r>
-        <w:t xml:space="preserve">The liberated atomic hydrogen dissolves in the molten weld pool and, upon cooling, can accumulate at stress concentrators (prior austenite grain boundaries, inclusion interfaces) to initiate hydrogen-induced cracking (HIC)—a particularly critical concern in high-strength pipeline steels like API X70 where the critical hydrogen concentration for crack nucleation may be as low as 2–4 mL/100g deposited metal. Park and Min (2014) established through systematic FTIR analysis that hydrogen solubility in molten welding slags correlates linearly with Si-OH bending vibration intensity in the 930–950 cm⁻¹ range, supporting the use of FTIR spectral features as qualitative indicators of potential hydrogen pickup.</w:t>
+        <w:t xml:space="preserve">The liberated atomic hydrogen dissolves in the molten weld pool and, upon cooling, can accumulate at stress concentrators (prior austenite grain boundaries, inclusion interfaces) to initiate hydrogen-induced cracking (HIC)—a particularly critical concern in high-strength pipeline steels like API X70 where the critical hydrogen concentration for crack nucleation may be as low as 2–4 mL/100g deposited metal. Park and Min (2014) [13] established through systematic FTIR analysis that hydrogen solubility in molten welding slags correlates linearly with Si-OH bending vibration intensity in the 930–950 cm⁻¹ range, supporting the use of FTIR spectral features as qualitative indicators of potential hydrogen pickup.</w:t>
       </w:r>
     </w:p>
     <w:p>
@@ -1517,7 +1517,7 @@
     </w:p>
     <w:p>
       <w:r>
-        <w:t xml:space="preserve">The best-performing weld metals (F6, F21, F22) demonstrated corrosion rate improvements of 28–33% relative to the unmodified API X70 base metal—a significant enhancement attributable to the optimized alloy chemistry achieved through rational flux design. These results validate that the DoE-based flux formulation approach simultaneously addresses both mechanical and corrosion performance requirements for pipeline applications.</w:t>
+        <w:t xml:space="preserve">The best-performing weld metals (F6, F21, F22) demonstrated corrosion rate improvements of 28–33% relative to the unmodified API X70 base metal—a significant enhancement attributable to the optimized alloy chemistry achieved through rational flux design. These results are consistent with findings reported by Sharma and Chhibber (2019) [36], who demonstrated that basic CaO–SiO₂–CaF₂ fluxes produce weld metals with improved electrochemical corrosion resistance compared to commercial fluxes in NaCl environments.</w:t>
       </w:r>
     </w:p>
     <w:p>
@@ -1688,7 +1688,7 @@
     </w:p>
     <w:p>
       <w:r>
-        <w:t xml:space="preserve">The F6B flux produced the highest fusion zone toughness (171 J at RT, 21 J at −55°C), exceeding the commercial flux (159 J, 18 J) by 8% at room temperature and 17% at sub-zero temperature. This superiority is attributed to: (i) highest TiO₂ content (20%) promoting optimal Ti-bearing inclusion formation for acicular ferrite nucleation; (ii) effective desulphurization (S=0.0024%) minimizing MnS inclusions as crack initiators; and (iii) controlled Mn level (0.80%) providing solid-solution strengthening without promoting excessive MA constituent formation. HAZ toughness was comparable across all joints (355–390 J at RT), confirming that the laboratory fluxes do not adversely affect heat-affected zone properties.</w:t>
+        <w:t xml:space="preserve">The F6B flux produced the highest fusion zone toughness (171 J at RT, 21 J at −55°C), exceeding the commercial flux (159 J, 18 J) by 8% at room temperature and 17% at sub-zero temperature. This superiority is attributed to: (i) highest TiO₂ content (20%) promoting optimal Ti-bearing inclusion formation for acicular ferrite nucleation [26, 32]; (ii) effective desulphurization (S=0.0024%) minimizing MnS inclusions as crack initiators; and (iii) controlled Mn level (0.80%) providing solid-solution strengthening without promoting excessive MA constituent formation. HAZ toughness was comparable across all joints (355–390 J at RT), confirming that the laboratory fluxes do not adversely affect heat-affected zone properties.</w:t>
       </w:r>
     </w:p>
     <w:p>
@@ -1859,7 +1859,7 @@
     </w:p>
     <w:p>
       <w:r>
-        <w:t xml:space="preserve">The F6B flux produces the optimal microstructural-mechanical property combination for API X70 pipeline service: highest acicular ferrite fraction (55–65%) yielding maximum toughness (171 J); controlled hardness (205–224 HV) without excessive MA constituents; absence of any zone exceeding 251 HV for sour service compatibility; and uniform phase distribution minimizing localized strain concentration. The DoE-based flux design approach successfully identified this optimum from twenty-five candidates through systematic composition–structure–property correlation, demonstrating the superiority of rational design over conventional trial-and-error flux development methodology.</w:t>
+        <w:t xml:space="preserve">The F6B flux produces the optimal microstructural-mechanical property combination for API X70 pipeline service: highest acicular ferrite fraction (55–65%) yielding maximum toughness (171 J); controlled hardness (205–224 HV) without excessive MA constituents; absence of any zone exceeding 251 HV for sour service compatibility; and uniform phase distribution minimizing localized strain concentration. The DoE-based flux design approach successfully identified this optimum from twenty-five candidates through systematic composition–structure–property correlation [17, 24], demonstrating the superiority of rational design over conventional trial-and-error flux development methodology [18, 27].</w:t>
       </w:r>
     </w:p>
     <w:sectPr>
